--- a/docs/academic/paper/deliverables/benzerlik.docx
+++ b/docs/academic/paper/deliverables/benzerlik.docx
@@ -2,1288 +2,6 @@
 <file path=word/document.xml><?xml version="1.0" encoding="utf-8"?>
 <w:document xmlns:wpc="http://schemas.microsoft.com/office/word/2010/wordprocessingCanvas" xmlns:cx="http://schemas.microsoft.com/office/drawing/2014/chartex" xmlns:cx1="http://schemas.microsoft.com/office/drawing/2015/9/8/chartex" xmlns:cx2="http://schemas.microsoft.com/office/drawing/2015/10/21/chartex" xmlns:cx3="http://schemas.microsoft.com/office/drawing/2016/5/9/chartex" xmlns:cx4="http://schemas.microsoft.com/office/drawing/2016/5/10/chartex" xmlns:cx5="http://schemas.microsoft.com/office/drawing/2016/5/11/chartex" xmlns:cx6="http://schemas.microsoft.com/office/drawing/2016/5/12/chartex" xmlns:cx7="http://schemas.microsoft.com/office/drawing/2016/5/13/chartex" xmlns:cx8="http://schemas.microsoft.com/office/drawing/2016/5/14/chartex" xmlns:mc="http://schemas.openxmlformats.org/markup-compatibility/2006" xmlns:aink="http://schemas.microsoft.com/office/drawing/2016/ink" xmlns:am3d="http://schemas.microsoft.com/office/drawing/2017/model3d" xmlns:o="urn:schemas-microsoft-com:office:office" xmlns:oel="http://schemas.microsoft.com/office/2019/extlst" xmlns:r="http://schemas.openxmlformats.org/officeDocument/2006/relationships" xmlns:m="http://schemas.openxmlformats.org/officeDocument/2006/math" xmlns:v="urn:schemas-microsoft-com:vml" xmlns:wp14="http://schemas.microsoft.com/office/word/2010/wordprocessingDrawing" xmlns:wp="http://schemas.openxmlformats.org/drawingml/2006/wordprocessingDrawing" xmlns:w10="urn:schemas-microsoft-com:office:word" xmlns:w="http://schemas.openxmlformats.org/wordprocessingml/2006/main" xmlns:w14="http://schemas.microsoft.com/office/word/2010/wordml" xmlns:w15="http://schemas.microsoft.com/office/word/2012/wordml" xmlns:w16cex="http://schemas.microsoft.com/office/word/2018/wordml/cex" xmlns:w16cid="http://schemas.microsoft.com/office/word/2016/wordml/cid" xmlns:w16="http://schemas.microsoft.com/office/word/2018/wordml" xmlns:w16du="http://schemas.microsoft.com/office/word/2023/wordml/word16du" xmlns:w16sdtdh="http://schemas.microsoft.com/office/word/2020/wordml/sdtdatahash" xmlns:w16sdtfl="http://schemas.microsoft.com/office/word/2024/wordml/sdtformatlock" xmlns:w16se="http://schemas.microsoft.com/office/word/2015/wordml/symex" xmlns:wpg="http://schemas.microsoft.com/office/word/2010/wordprocessingGroup" xmlns:wpi="http://schemas.microsoft.com/office/word/2010/wordprocessingInk" xmlns:wne="http://schemas.microsoft.com/office/word/2006/wordml" xmlns:wps="http://schemas.microsoft.com/office/word/2010/wordprocessingShape" mc:Ignorable="w14 w15 w16se w16cid w16 w16cex w16sdtdh w16sdtfl w16du wp14">
   <w:body>
-    <w:tbl>
-      <w:tblPr>
-        <w:tblW w:w="0" w:type="auto"/>
-        <w:tblLook w:val="01E0" w:firstRow="1" w:lastRow="1" w:firstColumn="1" w:lastColumn="1" w:noHBand="0" w:noVBand="0"/>
-      </w:tblPr>
-      <w:tblGrid>
-        <w:gridCol w:w="1817"/>
-        <w:gridCol w:w="7471"/>
-      </w:tblGrid>
-      <w:tr>
-        <w:tc>
-          <w:tcPr>
-            <w:tcW w:w="1817" w:type="dxa"/>
-            <w:vAlign w:val="center"/>
-          </w:tcPr>
-          <w:p>
-            <w:pPr>
-              <w:pStyle w:val="stBilgi"/>
-              <w:suppressLineNumbers/>
-              <w:rPr>
-                <w:rFonts w:ascii="Turkish Times New Roman" w:hAnsi="Turkish Times New Roman"/>
-                <w:b/>
-              </w:rPr>
-            </w:pPr>
-            <w:r>
-              <w:rPr>
-                <w:rFonts w:ascii="Turkish Times New Roman" w:hAnsi="Turkish Times New Roman"/>
-                <w:b/>
-                <w:lang w:eastAsia="tr-TR"/>
-              </w:rPr>
-              <w:drawing>
-                <wp:inline distT="0" distB="0" distL="0" distR="0" wp14:anchorId="7360372A" wp14:editId="4D3128A3">
-                  <wp:extent cx="720000" cy="719885"/>
-                  <wp:effectExtent l="19050" t="0" r="3900" b="0"/>
-                  <wp:docPr id="1" name="Resim 1" descr="C:\Users\HP\Desktop\Desktop 27.02.2018\bölüm ve tez 27.02.2018\tez\Kongreler\AKMBB_2018\akmbb\gazi_universitesi_logo.png"/>
-                  <wp:cNvGraphicFramePr>
-                    <a:graphicFrameLocks xmlns:a="http://schemas.openxmlformats.org/drawingml/2006/main" noChangeAspect="1"/>
-                  </wp:cNvGraphicFramePr>
-                  <a:graphic xmlns:a="http://schemas.openxmlformats.org/drawingml/2006/main">
-                    <a:graphicData uri="http://schemas.openxmlformats.org/drawingml/2006/picture">
-                      <pic:pic xmlns:pic="http://schemas.openxmlformats.org/drawingml/2006/picture">
-                        <pic:nvPicPr>
-                          <pic:cNvPr id="0" name="Picture 1" descr="C:\Users\HP\Desktop\Desktop 27.02.2018\bölüm ve tez 27.02.2018\tez\Kongreler\AKMBB_2018\akmbb\gazi_universitesi_logo.png"/>
-                          <pic:cNvPicPr>
-                            <a:picLocks noChangeAspect="1" noChangeArrowheads="1"/>
-                          </pic:cNvPicPr>
-                        </pic:nvPicPr>
-                        <pic:blipFill>
-                          <a:blip r:embed="rId8" cstate="print"/>
-                          <a:srcRect/>
-                          <a:stretch>
-                            <a:fillRect/>
-                          </a:stretch>
-                        </pic:blipFill>
-                        <pic:spPr bwMode="auto">
-                          <a:xfrm>
-                            <a:off x="0" y="0"/>
-                            <a:ext cx="720000" cy="719885"/>
-                          </a:xfrm>
-                          <a:prstGeom prst="rect">
-                            <a:avLst/>
-                          </a:prstGeom>
-                          <a:noFill/>
-                          <a:ln w="9525">
-                            <a:noFill/>
-                            <a:miter lim="800000"/>
-                            <a:headEnd/>
-                            <a:tailEnd/>
-                          </a:ln>
-                        </pic:spPr>
-                      </pic:pic>
-                    </a:graphicData>
-                  </a:graphic>
-                </wp:inline>
-              </w:drawing>
-            </w:r>
-          </w:p>
-        </w:tc>
-        <w:tc>
-          <w:tcPr>
-            <w:tcW w:w="7471" w:type="dxa"/>
-            <w:vAlign w:val="center"/>
-          </w:tcPr>
-          <w:p>
-            <w:pPr>
-              <w:suppressLineNumbers/>
-              <w:rPr>
-                <w:rFonts w:ascii="Arial" w:hAnsi="Arial" w:cs="Arial"/>
-                <w:b/>
-                <w:i/>
-              </w:rPr>
-            </w:pPr>
-          </w:p>
-          <w:p>
-            <w:pPr>
-              <w:suppressLineNumbers/>
-              <w:rPr>
-                <w:b/>
-                <w:sz w:val="28"/>
-                <w:szCs w:val="28"/>
-                <w:u w:val="single"/>
-              </w:rPr>
-            </w:pPr>
-            <w:r>
-              <w:rPr>
-                <w:b/>
-                <w:sz w:val="28"/>
-                <w:szCs w:val="28"/>
-              </w:rPr>
-              <w:t xml:space="preserve">                       </w:t>
-            </w:r>
-            <w:r>
-              <w:rPr>
-                <w:b/>
-                <w:sz w:val="28"/>
-                <w:szCs w:val="28"/>
-                <w:u w:val="single"/>
-              </w:rPr>
-              <w:t>Kontrol Listesi</w:t>
-            </w:r>
-          </w:p>
-          <w:p>
-            <w:pPr>
-              <w:suppressLineNumbers/>
-              <w:jc w:val="center"/>
-            </w:pPr>
-          </w:p>
-        </w:tc>
-      </w:tr>
-    </w:tbl>
-    <w:p>
-      <w:pPr>
-        <w:suppressLineNumbers/>
-      </w:pPr>
-    </w:p>
-    <w:p>
-      <w:pPr>
-        <w:suppressLineNumbers/>
-      </w:pPr>
-    </w:p>
-    <w:tbl>
-      <w:tblPr>
-        <w:tblStyle w:val="TabloKlavuzu"/>
-        <w:tblpPr w:leftFromText="141" w:rightFromText="141" w:vertAnchor="text" w:tblpY="1"/>
-        <w:tblOverlap w:val="never"/>
-        <w:tblW w:w="0" w:type="auto"/>
-        <w:tblBorders>
-          <w:top w:val="none" w:sz="0" w:space="0" w:color="auto"/>
-          <w:left w:val="none" w:sz="0" w:space="0" w:color="auto"/>
-          <w:bottom w:val="none" w:sz="0" w:space="0" w:color="auto"/>
-          <w:right w:val="none" w:sz="0" w:space="0" w:color="auto"/>
-          <w:insideH w:val="none" w:sz="0" w:space="0" w:color="auto"/>
-          <w:insideV w:val="none" w:sz="0" w:space="0" w:color="auto"/>
-        </w:tblBorders>
-        <w:tblLook w:val="04A0" w:firstRow="1" w:lastRow="0" w:firstColumn="1" w:lastColumn="0" w:noHBand="0" w:noVBand="1"/>
-      </w:tblPr>
-      <w:tblGrid>
-        <w:gridCol w:w="675"/>
-        <w:gridCol w:w="8537"/>
-      </w:tblGrid>
-      <w:tr>
-        <w:tc>
-          <w:tcPr>
-            <w:tcW w:w="675" w:type="dxa"/>
-          </w:tcPr>
-          <w:p>
-            <w:pPr>
-              <w:suppressLineNumbers/>
-              <w:jc w:val="center"/>
-            </w:pPr>
-            <w:r>
-              <w:rPr>
-                <w:rFonts w:ascii="Segoe UI Symbol" w:hAnsi="Segoe UI Symbol" w:cs="Segoe UI Symbol"/>
-                <w:b/>
-                <w:sz w:val="28"/>
-              </w:rPr>
-              <w:t>✓</w:t>
-            </w:r>
-          </w:p>
-        </w:tc>
-        <w:tc>
-          <w:tcPr>
-            <w:tcW w:w="8537" w:type="dxa"/>
-          </w:tcPr>
-          <w:p>
-            <w:pPr>
-              <w:pStyle w:val="ListeParagraf"/>
-              <w:suppressLineNumbers/>
-              <w:ind w:left="34"/>
-              <w:jc w:val="both"/>
-              <w:rPr>
-                <w:sz w:val="20"/>
-                <w:szCs w:val="20"/>
-              </w:rPr>
-            </w:pPr>
-            <w:r>
-              <w:rPr>
-                <w:sz w:val="20"/>
-                <w:szCs w:val="20"/>
-              </w:rPr>
-              <w:t>Çalışma özgündür.</w:t>
-            </w:r>
-          </w:p>
-          <w:p>
-            <w:pPr>
-              <w:pStyle w:val="ListeParagraf"/>
-              <w:suppressLineNumbers/>
-              <w:ind w:left="34"/>
-              <w:jc w:val="both"/>
-              <w:rPr>
-                <w:sz w:val="20"/>
-                <w:szCs w:val="20"/>
-              </w:rPr>
-            </w:pPr>
-          </w:p>
-        </w:tc>
-      </w:tr>
-      <w:tr>
-        <w:tc>
-          <w:tcPr>
-            <w:tcW w:w="675" w:type="dxa"/>
-          </w:tcPr>
-          <w:p>
-            <w:pPr>
-              <w:suppressLineNumbers/>
-              <w:jc w:val="center"/>
-            </w:pPr>
-            <w:r>
-              <w:rPr>
-                <w:rFonts w:ascii="Segoe UI Symbol" w:hAnsi="Segoe UI Symbol" w:cs="Segoe UI Symbol"/>
-                <w:b/>
-                <w:sz w:val="28"/>
-              </w:rPr>
-              <w:t>✓</w:t>
-            </w:r>
-          </w:p>
-        </w:tc>
-        <w:tc>
-          <w:tcPr>
-            <w:tcW w:w="8537" w:type="dxa"/>
-          </w:tcPr>
-          <w:p>
-            <w:pPr>
-              <w:suppressLineNumbers/>
-              <w:ind w:left="34"/>
-              <w:jc w:val="both"/>
-              <w:rPr>
-                <w:sz w:val="20"/>
-                <w:szCs w:val="20"/>
-              </w:rPr>
-            </w:pPr>
-            <w:r>
-              <w:rPr>
-                <w:sz w:val="20"/>
-                <w:szCs w:val="20"/>
-              </w:rPr>
-              <w:t>Başka bir dergiye gönderilmemiştir.</w:t>
-            </w:r>
-          </w:p>
-          <w:p>
-            <w:pPr>
-              <w:suppressLineNumbers/>
-              <w:ind w:left="34"/>
-              <w:jc w:val="both"/>
-              <w:rPr>
-                <w:sz w:val="20"/>
-                <w:szCs w:val="20"/>
-              </w:rPr>
-            </w:pPr>
-          </w:p>
-        </w:tc>
-      </w:tr>
-      <w:tr>
-        <w:tc>
-          <w:tcPr>
-            <w:tcW w:w="675" w:type="dxa"/>
-          </w:tcPr>
-          <w:p>
-            <w:pPr>
-              <w:suppressLineNumbers/>
-              <w:jc w:val="center"/>
-            </w:pPr>
-            <w:r>
-              <w:rPr>
-                <w:rFonts w:ascii="Segoe UI Symbol" w:hAnsi="Segoe UI Symbol" w:cs="Segoe UI Symbol"/>
-                <w:b/>
-                <w:sz w:val="28"/>
-              </w:rPr>
-              <w:t>✓</w:t>
-            </w:r>
-          </w:p>
-        </w:tc>
-        <w:tc>
-          <w:tcPr>
-            <w:tcW w:w="8537" w:type="dxa"/>
-          </w:tcPr>
-          <w:p>
-            <w:pPr>
-              <w:suppressLineNumbers/>
-              <w:ind w:left="34"/>
-              <w:jc w:val="both"/>
-              <w:rPr>
-                <w:sz w:val="20"/>
-                <w:szCs w:val="20"/>
-                <w:shd w:val="clear" w:color="auto" w:fill="FFFFFF"/>
-              </w:rPr>
-            </w:pPr>
-            <w:r>
-              <w:rPr>
-                <w:sz w:val="20"/>
-                <w:szCs w:val="20"/>
-                <w:shd w:val="clear" w:color="auto" w:fill="FFFFFF"/>
-              </w:rPr>
-              <w:t>Makalelerin Microsoft Office Word 2010 ve üzeri bir kelime işlemci ile hazırlanmıştır.</w:t>
-            </w:r>
-          </w:p>
-          <w:p>
-            <w:pPr>
-              <w:suppressLineNumbers/>
-              <w:ind w:left="34"/>
-              <w:jc w:val="both"/>
-              <w:rPr>
-                <w:sz w:val="20"/>
-                <w:szCs w:val="20"/>
-              </w:rPr>
-            </w:pPr>
-          </w:p>
-        </w:tc>
-      </w:tr>
-      <w:tr>
-        <w:tc>
-          <w:tcPr>
-            <w:tcW w:w="675" w:type="dxa"/>
-          </w:tcPr>
-          <w:p>
-            <w:pPr>
-              <w:suppressLineNumbers/>
-              <w:jc w:val="center"/>
-            </w:pPr>
-            <w:r>
-              <w:rPr>
-                <w:rFonts w:ascii="Segoe UI Symbol" w:hAnsi="Segoe UI Symbol" w:cs="Segoe UI Symbol"/>
-                <w:b/>
-                <w:sz w:val="28"/>
-              </w:rPr>
-              <w:t>✓</w:t>
-            </w:r>
-          </w:p>
-        </w:tc>
-        <w:tc>
-          <w:tcPr>
-            <w:tcW w:w="8537" w:type="dxa"/>
-          </w:tcPr>
-          <w:p>
-            <w:pPr>
-              <w:suppressLineNumbers/>
-              <w:ind w:left="34"/>
-              <w:jc w:val="both"/>
-              <w:rPr>
-                <w:sz w:val="20"/>
-                <w:szCs w:val="20"/>
-                <w:shd w:val="clear" w:color="auto" w:fill="FFFFFF"/>
-              </w:rPr>
-            </w:pPr>
-            <w:r>
-              <w:rPr>
-                <w:sz w:val="20"/>
-                <w:szCs w:val="20"/>
-              </w:rPr>
-              <w:t>Makale Sunuş Formatında olup,</w:t>
-            </w:r>
-            <w:r>
-              <w:rPr>
-                <w:sz w:val="20"/>
-                <w:szCs w:val="20"/>
-                <w:shd w:val="clear" w:color="auto" w:fill="FFFFFF"/>
-              </w:rPr>
-              <w:t> </w:t>
-            </w:r>
-            <w:r>
-              <w:rPr>
-                <w:rStyle w:val="Gl"/>
-                <w:b w:val="0"/>
-                <w:sz w:val="20"/>
-                <w:szCs w:val="20"/>
-                <w:shd w:val="clear" w:color="auto" w:fill="FFFFFF"/>
-              </w:rPr>
-              <w:t>tek sütun</w:t>
-            </w:r>
-            <w:r>
-              <w:rPr>
-                <w:sz w:val="20"/>
-                <w:szCs w:val="20"/>
-                <w:shd w:val="clear" w:color="auto" w:fill="FFFFFF"/>
-              </w:rPr>
-              <w:t> halinde, 2,5 cm kenar boşlukları kullanılarak A4 sayfasında oluşturulmuştur.</w:t>
-            </w:r>
-          </w:p>
-          <w:p>
-            <w:pPr>
-              <w:suppressLineNumbers/>
-              <w:ind w:left="34"/>
-              <w:jc w:val="both"/>
-              <w:rPr>
-                <w:sz w:val="20"/>
-                <w:szCs w:val="20"/>
-                <w:shd w:val="clear" w:color="auto" w:fill="FFFFFF"/>
-              </w:rPr>
-            </w:pPr>
-          </w:p>
-        </w:tc>
-      </w:tr>
-      <w:tr>
-        <w:tc>
-          <w:tcPr>
-            <w:tcW w:w="675" w:type="dxa"/>
-          </w:tcPr>
-          <w:p>
-            <w:pPr>
-              <w:suppressLineNumbers/>
-              <w:jc w:val="center"/>
-            </w:pPr>
-            <w:r>
-              <w:rPr>
-                <w:rFonts w:ascii="Segoe UI Symbol" w:hAnsi="Segoe UI Symbol" w:cs="Segoe UI Symbol"/>
-                <w:b/>
-                <w:sz w:val="28"/>
-              </w:rPr>
-              <w:t>✓</w:t>
-            </w:r>
-          </w:p>
-        </w:tc>
-        <w:tc>
-          <w:tcPr>
-            <w:tcW w:w="8537" w:type="dxa"/>
-          </w:tcPr>
-          <w:p>
-            <w:pPr>
-              <w:suppressLineNumbers/>
-              <w:ind w:left="34"/>
-              <w:jc w:val="both"/>
-              <w:rPr>
-                <w:sz w:val="20"/>
-                <w:szCs w:val="20"/>
-                <w:shd w:val="clear" w:color="auto" w:fill="FFFFFF"/>
-              </w:rPr>
-            </w:pPr>
-            <w:r>
-              <w:rPr>
-                <w:sz w:val="20"/>
-                <w:szCs w:val="20"/>
-                <w:shd w:val="clear" w:color="auto" w:fill="FFFFFF"/>
-              </w:rPr>
-              <w:t>Makalenin Türkçe metin bölümü Times New Roman 9 punto yazı tipi karakterinde yazılmıştır. Satır aralığı seçeneğinden metnin satır aralıkları 1,5 olarak ayarlanmış, paragraflar arasında bir satır boşluk bırakılmış ve paragraflar öncesi veya sonrasında otomatik aralık bırakılmamış ve bu ayar sıfır olarak ayarlanmıştır.</w:t>
-            </w:r>
-          </w:p>
-          <w:p>
-            <w:pPr>
-              <w:suppressLineNumbers/>
-              <w:ind w:left="34"/>
-              <w:jc w:val="both"/>
-              <w:rPr>
-                <w:sz w:val="20"/>
-                <w:szCs w:val="20"/>
-              </w:rPr>
-            </w:pPr>
-          </w:p>
-        </w:tc>
-      </w:tr>
-      <w:tr>
-        <w:tc>
-          <w:tcPr>
-            <w:tcW w:w="675" w:type="dxa"/>
-          </w:tcPr>
-          <w:p>
-            <w:pPr>
-              <w:suppressLineNumbers/>
-              <w:jc w:val="center"/>
-            </w:pPr>
-            <w:r>
-              <w:rPr>
-                <w:rFonts w:ascii="Segoe UI Symbol" w:hAnsi="Segoe UI Symbol" w:cs="Segoe UI Symbol"/>
-                <w:b/>
-                <w:sz w:val="28"/>
-              </w:rPr>
-              <w:t>✓</w:t>
-            </w:r>
-          </w:p>
-        </w:tc>
-        <w:tc>
-          <w:tcPr>
-            <w:tcW w:w="8537" w:type="dxa"/>
-          </w:tcPr>
-          <w:p>
-            <w:pPr>
-              <w:pStyle w:val="ListeParagraf"/>
-              <w:suppressLineNumbers/>
-              <w:ind w:left="34"/>
-              <w:jc w:val="both"/>
-              <w:rPr>
-                <w:sz w:val="20"/>
-                <w:szCs w:val="20"/>
-              </w:rPr>
-            </w:pPr>
-            <w:r>
-              <w:rPr>
-                <w:sz w:val="20"/>
-                <w:szCs w:val="20"/>
-              </w:rPr>
-              <w:t>Makale en fazla 20 sayfadır, sayfa numarası ve satır numarası verilmiştir.</w:t>
-            </w:r>
-          </w:p>
-          <w:p>
-            <w:pPr>
-              <w:suppressLineNumbers/>
-              <w:ind w:left="34"/>
-              <w:jc w:val="both"/>
-              <w:rPr>
-                <w:sz w:val="20"/>
-                <w:szCs w:val="20"/>
-              </w:rPr>
-            </w:pPr>
-          </w:p>
-        </w:tc>
-      </w:tr>
-      <w:tr>
-        <w:tc>
-          <w:tcPr>
-            <w:tcW w:w="675" w:type="dxa"/>
-          </w:tcPr>
-          <w:p>
-            <w:pPr>
-              <w:suppressLineNumbers/>
-              <w:jc w:val="center"/>
-            </w:pPr>
-            <w:r>
-              <w:rPr>
-                <w:rFonts w:ascii="Segoe UI Symbol" w:hAnsi="Segoe UI Symbol" w:cs="Segoe UI Symbol"/>
-                <w:b/>
-                <w:sz w:val="28"/>
-              </w:rPr>
-              <w:t>✓</w:t>
-            </w:r>
-          </w:p>
-        </w:tc>
-        <w:tc>
-          <w:tcPr>
-            <w:tcW w:w="8537" w:type="dxa"/>
-          </w:tcPr>
-          <w:p>
-            <w:pPr>
-              <w:pStyle w:val="ListeParagraf"/>
-              <w:suppressLineNumbers/>
-              <w:ind w:left="34"/>
-              <w:jc w:val="both"/>
-              <w:rPr>
-                <w:sz w:val="20"/>
-                <w:szCs w:val="20"/>
-                <w:shd w:val="clear" w:color="auto" w:fill="FFFFFF"/>
-              </w:rPr>
-            </w:pPr>
-            <w:r>
-              <w:rPr>
-                <w:sz w:val="20"/>
-                <w:szCs w:val="20"/>
-                <w:shd w:val="clear" w:color="auto" w:fill="FFFFFF"/>
-              </w:rPr>
-              <w:t>Tüm Türkçe başlıkların İngilizceleri parantez içerisinde Times New Roman 8 punto Kalın Yazı Tipi karakterinde yazılmıştır.</w:t>
-            </w:r>
-          </w:p>
-          <w:p>
-            <w:pPr>
-              <w:pStyle w:val="ListeParagraf"/>
-              <w:suppressLineNumbers/>
-              <w:ind w:left="34"/>
-              <w:jc w:val="both"/>
-              <w:rPr>
-                <w:sz w:val="20"/>
-                <w:szCs w:val="20"/>
-              </w:rPr>
-            </w:pPr>
-          </w:p>
-        </w:tc>
-      </w:tr>
-      <w:tr>
-        <w:tc>
-          <w:tcPr>
-            <w:tcW w:w="675" w:type="dxa"/>
-          </w:tcPr>
-          <w:p>
-            <w:pPr>
-              <w:suppressLineNumbers/>
-              <w:jc w:val="center"/>
-            </w:pPr>
-            <w:r>
-              <w:rPr>
-                <w:rFonts w:ascii="Segoe UI Symbol" w:hAnsi="Segoe UI Symbol" w:cs="Segoe UI Symbol"/>
-                <w:b/>
-                <w:sz w:val="28"/>
-              </w:rPr>
-              <w:t>✓</w:t>
-            </w:r>
-          </w:p>
-        </w:tc>
-        <w:tc>
-          <w:tcPr>
-            <w:tcW w:w="8537" w:type="dxa"/>
-          </w:tcPr>
-          <w:p>
-            <w:pPr>
-              <w:pStyle w:val="ListeParagraf"/>
-              <w:suppressLineNumbers/>
-              <w:ind w:left="34"/>
-              <w:jc w:val="both"/>
-              <w:rPr>
-                <w:sz w:val="20"/>
-                <w:szCs w:val="20"/>
-              </w:rPr>
-            </w:pPr>
-            <w:r>
-              <w:rPr>
-                <w:sz w:val="20"/>
-                <w:szCs w:val="20"/>
-              </w:rPr>
-              <w:t xml:space="preserve">Ondalıklı sayılar </w:t>
-            </w:r>
-            <w:proofErr w:type="spellStart"/>
-            <w:r>
-              <w:rPr>
-                <w:sz w:val="20"/>
-                <w:szCs w:val="20"/>
-              </w:rPr>
-              <w:t>Türkçe’de</w:t>
-            </w:r>
-            <w:proofErr w:type="spellEnd"/>
-            <w:r>
-              <w:rPr>
-                <w:sz w:val="20"/>
-                <w:szCs w:val="20"/>
-              </w:rPr>
-              <w:t xml:space="preserve"> virgül ile </w:t>
-            </w:r>
-            <w:proofErr w:type="spellStart"/>
-            <w:proofErr w:type="gramStart"/>
-            <w:r>
-              <w:rPr>
-                <w:sz w:val="20"/>
-                <w:szCs w:val="20"/>
-              </w:rPr>
-              <w:t>İngilizce‘</w:t>
-            </w:r>
-            <w:proofErr w:type="gramEnd"/>
-            <w:r>
-              <w:rPr>
-                <w:sz w:val="20"/>
-                <w:szCs w:val="20"/>
-              </w:rPr>
-              <w:t>de</w:t>
-            </w:r>
-            <w:proofErr w:type="spellEnd"/>
-            <w:r>
-              <w:rPr>
-                <w:sz w:val="20"/>
-                <w:szCs w:val="20"/>
-              </w:rPr>
-              <w:t xml:space="preserve"> nokta ile ayrılmıştır.</w:t>
-            </w:r>
-          </w:p>
-          <w:p>
-            <w:pPr>
-              <w:pStyle w:val="ListeParagraf"/>
-              <w:suppressLineNumbers/>
-              <w:ind w:left="34"/>
-              <w:jc w:val="both"/>
-              <w:rPr>
-                <w:sz w:val="20"/>
-                <w:szCs w:val="20"/>
-              </w:rPr>
-            </w:pPr>
-          </w:p>
-        </w:tc>
-      </w:tr>
-      <w:tr>
-        <w:tc>
-          <w:tcPr>
-            <w:tcW w:w="675" w:type="dxa"/>
-          </w:tcPr>
-          <w:p>
-            <w:pPr>
-              <w:suppressLineNumbers/>
-              <w:jc w:val="center"/>
-            </w:pPr>
-            <w:r>
-              <w:rPr>
-                <w:rFonts w:ascii="Segoe UI Symbol" w:hAnsi="Segoe UI Symbol" w:cs="Segoe UI Symbol"/>
-                <w:b/>
-                <w:sz w:val="28"/>
-              </w:rPr>
-              <w:t>✓</w:t>
-            </w:r>
-          </w:p>
-        </w:tc>
-        <w:tc>
-          <w:tcPr>
-            <w:tcW w:w="8537" w:type="dxa"/>
-          </w:tcPr>
-          <w:p>
-            <w:pPr>
-              <w:suppressLineNumbers/>
-              <w:ind w:left="34"/>
-              <w:jc w:val="both"/>
-              <w:rPr>
-                <w:sz w:val="20"/>
-                <w:szCs w:val="20"/>
-              </w:rPr>
-            </w:pPr>
-            <w:r>
-              <w:rPr>
-                <w:sz w:val="20"/>
-                <w:szCs w:val="20"/>
-              </w:rPr>
-              <w:t>Tablo ve Şekiller dergi formatına uygun (</w:t>
-            </w:r>
-            <w:proofErr w:type="spellStart"/>
-            <w:r>
-              <w:rPr>
-                <w:sz w:val="20"/>
-                <w:szCs w:val="20"/>
-              </w:rPr>
-              <w:t>Bknz</w:t>
-            </w:r>
-            <w:proofErr w:type="spellEnd"/>
-            <w:r>
-              <w:rPr>
-                <w:sz w:val="20"/>
-                <w:szCs w:val="20"/>
-              </w:rPr>
-              <w:t xml:space="preserve">. Yazar Rehberi / </w:t>
-            </w:r>
-            <w:r>
-              <w:rPr>
-                <w:rStyle w:val="Gl"/>
-                <w:rFonts w:ascii="Verdana" w:hAnsi="Verdana"/>
-                <w:color w:val="111111"/>
-                <w:sz w:val="17"/>
-                <w:szCs w:val="17"/>
-                <w:u w:val="single"/>
-                <w:shd w:val="clear" w:color="auto" w:fill="FFFFFF"/>
-              </w:rPr>
-              <w:t>ŞEKİLLER İÇİN FORMAT</w:t>
-            </w:r>
-            <w:r>
-              <w:rPr>
-                <w:rStyle w:val="Gl"/>
-                <w:rFonts w:ascii="Verdana" w:hAnsi="Verdana"/>
-                <w:color w:val="111111"/>
-                <w:sz w:val="17"/>
-                <w:szCs w:val="17"/>
-                <w:shd w:val="clear" w:color="auto" w:fill="FFFFFF"/>
-              </w:rPr>
-              <w:t xml:space="preserve"> ve</w:t>
-            </w:r>
-            <w:r>
-              <w:rPr>
-                <w:rStyle w:val="Gl"/>
-                <w:rFonts w:ascii="Verdana" w:hAnsi="Verdana"/>
-                <w:color w:val="111111"/>
-                <w:sz w:val="17"/>
-                <w:szCs w:val="17"/>
-                <w:u w:val="single"/>
-                <w:shd w:val="clear" w:color="auto" w:fill="FFFFFF"/>
-              </w:rPr>
-              <w:t xml:space="preserve"> TABLOLAR İÇİN FORMAT</w:t>
-            </w:r>
-            <w:r>
-              <w:rPr>
-                <w:sz w:val="20"/>
-                <w:szCs w:val="20"/>
-              </w:rPr>
-              <w:t>) olarak hazırlanmıştır, metin içerisinde bahsedilmiştir, eserin metin bölümüne sıralı yerleştirilmiştir.</w:t>
-            </w:r>
-          </w:p>
-          <w:p>
-            <w:pPr>
-              <w:suppressLineNumbers/>
-              <w:ind w:left="34"/>
-              <w:jc w:val="both"/>
-              <w:rPr>
-                <w:sz w:val="20"/>
-                <w:szCs w:val="20"/>
-              </w:rPr>
-            </w:pPr>
-          </w:p>
-        </w:tc>
-      </w:tr>
-      <w:tr>
-        <w:tc>
-          <w:tcPr>
-            <w:tcW w:w="675" w:type="dxa"/>
-          </w:tcPr>
-          <w:p>
-            <w:pPr>
-              <w:suppressLineNumbers/>
-              <w:jc w:val="center"/>
-            </w:pPr>
-            <w:r>
-              <w:rPr>
-                <w:rFonts w:ascii="Segoe UI Symbol" w:hAnsi="Segoe UI Symbol" w:cs="Segoe UI Symbol"/>
-                <w:b/>
-                <w:sz w:val="28"/>
-              </w:rPr>
-              <w:t>✓</w:t>
-            </w:r>
-          </w:p>
-        </w:tc>
-        <w:tc>
-          <w:tcPr>
-            <w:tcW w:w="8537" w:type="dxa"/>
-          </w:tcPr>
-          <w:p>
-            <w:pPr>
-              <w:suppressLineNumbers/>
-              <w:ind w:left="34"/>
-              <w:jc w:val="both"/>
-              <w:rPr>
-                <w:sz w:val="20"/>
-                <w:szCs w:val="20"/>
-              </w:rPr>
-            </w:pPr>
-            <w:r>
-              <w:rPr>
-                <w:sz w:val="20"/>
-                <w:szCs w:val="20"/>
-              </w:rPr>
-              <w:t>Eşitlik ve Reaksiyon numaralandırmaları sıralı olarak dergi formatına uygun olarak verilmiştir.</w:t>
-            </w:r>
-          </w:p>
-          <w:p>
-            <w:pPr>
-              <w:suppressLineNumbers/>
-              <w:ind w:left="34"/>
-              <w:jc w:val="both"/>
-              <w:rPr>
-                <w:sz w:val="20"/>
-                <w:szCs w:val="20"/>
-              </w:rPr>
-            </w:pPr>
-          </w:p>
-        </w:tc>
-      </w:tr>
-      <w:tr>
-        <w:tc>
-          <w:tcPr>
-            <w:tcW w:w="675" w:type="dxa"/>
-          </w:tcPr>
-          <w:p>
-            <w:pPr>
-              <w:suppressLineNumbers/>
-              <w:jc w:val="center"/>
-            </w:pPr>
-            <w:r>
-              <w:rPr>
-                <w:rFonts w:ascii="Segoe UI Symbol" w:hAnsi="Segoe UI Symbol" w:cs="Segoe UI Symbol"/>
-                <w:b/>
-                <w:sz w:val="28"/>
-              </w:rPr>
-              <w:t>✓</w:t>
-            </w:r>
-          </w:p>
-        </w:tc>
-        <w:tc>
-          <w:tcPr>
-            <w:tcW w:w="8537" w:type="dxa"/>
-          </w:tcPr>
-          <w:p>
-            <w:pPr>
-              <w:pStyle w:val="ListeParagraf"/>
-              <w:suppressLineNumbers/>
-              <w:ind w:left="34"/>
-              <w:jc w:val="both"/>
-              <w:rPr>
-                <w:sz w:val="20"/>
-                <w:szCs w:val="20"/>
-              </w:rPr>
-            </w:pPr>
-            <w:r>
-              <w:rPr>
-                <w:sz w:val="20"/>
-                <w:szCs w:val="20"/>
-              </w:rPr>
-              <w:t>Makalede, SI birim sistemine uyulmuştur.</w:t>
-            </w:r>
-          </w:p>
-          <w:p>
-            <w:pPr>
-              <w:pStyle w:val="ListeParagraf"/>
-              <w:suppressLineNumbers/>
-              <w:ind w:left="34"/>
-              <w:jc w:val="both"/>
-              <w:rPr>
-                <w:sz w:val="20"/>
-                <w:szCs w:val="20"/>
-              </w:rPr>
-            </w:pPr>
-          </w:p>
-        </w:tc>
-      </w:tr>
-      <w:tr>
-        <w:tc>
-          <w:tcPr>
-            <w:tcW w:w="675" w:type="dxa"/>
-          </w:tcPr>
-          <w:p>
-            <w:pPr>
-              <w:suppressLineNumbers/>
-              <w:jc w:val="center"/>
-            </w:pPr>
-            <w:r>
-              <w:rPr>
-                <w:rFonts w:ascii="Segoe UI Symbol" w:hAnsi="Segoe UI Symbol" w:cs="Segoe UI Symbol"/>
-                <w:b/>
-                <w:sz w:val="28"/>
-              </w:rPr>
-              <w:t>✓</w:t>
-            </w:r>
-          </w:p>
-        </w:tc>
-        <w:tc>
-          <w:tcPr>
-            <w:tcW w:w="8537" w:type="dxa"/>
-          </w:tcPr>
-          <w:p>
-            <w:pPr>
-              <w:suppressLineNumbers/>
-              <w:ind w:left="34"/>
-              <w:jc w:val="both"/>
-              <w:rPr>
-                <w:sz w:val="20"/>
-                <w:szCs w:val="20"/>
-              </w:rPr>
-            </w:pPr>
-            <w:r>
-              <w:rPr>
-                <w:sz w:val="20"/>
-                <w:szCs w:val="20"/>
-              </w:rPr>
-              <w:t>Türkçe Makale Başlığı/Öne çıkanlar/Özet/Anahtar kelimeler/Bölüm Başlıkları/Tablo ve Şekil adlandırmaları ile İngilizce Makale Başlığı/Öne çıkanlar/Özet/Anahtar kelimeler/Bölüm Başlıkları/Tablo ve Şekil adlandırmalarının birbirleri aynı olduğu kontrol edilmiştir.</w:t>
-            </w:r>
-          </w:p>
-          <w:p>
-            <w:pPr>
-              <w:suppressLineNumbers/>
-              <w:ind w:left="34"/>
-              <w:jc w:val="both"/>
-              <w:rPr>
-                <w:sz w:val="20"/>
-                <w:szCs w:val="20"/>
-              </w:rPr>
-            </w:pPr>
-          </w:p>
-        </w:tc>
-      </w:tr>
-      <w:tr>
-        <w:tc>
-          <w:tcPr>
-            <w:tcW w:w="675" w:type="dxa"/>
-          </w:tcPr>
-          <w:p>
-            <w:pPr>
-              <w:suppressLineNumbers/>
-              <w:jc w:val="center"/>
-            </w:pPr>
-            <w:r>
-              <w:rPr>
-                <w:rFonts w:ascii="Segoe UI Symbol" w:hAnsi="Segoe UI Symbol" w:cs="Segoe UI Symbol"/>
-                <w:b/>
-                <w:sz w:val="28"/>
-              </w:rPr>
-              <w:t>✓</w:t>
-            </w:r>
-          </w:p>
-        </w:tc>
-        <w:tc>
-          <w:tcPr>
-            <w:tcW w:w="8537" w:type="dxa"/>
-          </w:tcPr>
-          <w:p>
-            <w:pPr>
-              <w:pStyle w:val="ListeParagraf"/>
-              <w:suppressLineNumbers/>
-              <w:ind w:left="34"/>
-              <w:jc w:val="both"/>
-              <w:rPr>
-                <w:sz w:val="20"/>
-                <w:szCs w:val="20"/>
-              </w:rPr>
-            </w:pPr>
-            <w:r>
-              <w:rPr>
-                <w:sz w:val="20"/>
-                <w:szCs w:val="20"/>
-              </w:rPr>
-              <w:t>Telif Hakkı Devir Formu eksiksiz doldurulmuştur.</w:t>
-            </w:r>
-          </w:p>
-          <w:p>
-            <w:pPr>
-              <w:pStyle w:val="ListeParagraf"/>
-              <w:suppressLineNumbers/>
-              <w:ind w:left="34"/>
-              <w:jc w:val="both"/>
-              <w:rPr>
-                <w:sz w:val="20"/>
-                <w:szCs w:val="20"/>
-              </w:rPr>
-            </w:pPr>
-          </w:p>
-        </w:tc>
-      </w:tr>
-      <w:tr>
-        <w:tc>
-          <w:tcPr>
-            <w:tcW w:w="675" w:type="dxa"/>
-          </w:tcPr>
-          <w:p>
-            <w:pPr>
-              <w:suppressLineNumbers/>
-              <w:jc w:val="center"/>
-            </w:pPr>
-            <w:r>
-              <w:rPr>
-                <w:rFonts w:ascii="Segoe UI Symbol" w:hAnsi="Segoe UI Symbol" w:cs="Segoe UI Symbol"/>
-                <w:b/>
-                <w:sz w:val="28"/>
-              </w:rPr>
-              <w:t>✓</w:t>
-            </w:r>
-          </w:p>
-        </w:tc>
-        <w:tc>
-          <w:tcPr>
-            <w:tcW w:w="8537" w:type="dxa"/>
-          </w:tcPr>
-          <w:p>
-            <w:pPr>
-              <w:pStyle w:val="ListeParagraf"/>
-              <w:suppressLineNumbers/>
-              <w:ind w:left="34"/>
-              <w:jc w:val="both"/>
-              <w:rPr>
-                <w:sz w:val="20"/>
-                <w:szCs w:val="20"/>
-              </w:rPr>
-            </w:pPr>
-            <w:r>
-              <w:rPr>
-                <w:sz w:val="20"/>
-                <w:szCs w:val="20"/>
-              </w:rPr>
-              <w:t>Eserin başlığını, yazarların isimlerini ve iletişim bilgilerini (Türkçe ve İngilizce olacak şekilde) içeren "Kapak Sayfası" Taslak Formata uygun olarak ve ayrı sayfa olarak oluşturulmuştur.</w:t>
-            </w:r>
-          </w:p>
-          <w:p>
-            <w:pPr>
-              <w:pStyle w:val="ListeParagraf"/>
-              <w:suppressLineNumbers/>
-              <w:ind w:left="34"/>
-              <w:jc w:val="both"/>
-              <w:rPr>
-                <w:sz w:val="20"/>
-                <w:szCs w:val="20"/>
-              </w:rPr>
-            </w:pPr>
-          </w:p>
-        </w:tc>
-      </w:tr>
-      <w:tr>
-        <w:tc>
-          <w:tcPr>
-            <w:tcW w:w="675" w:type="dxa"/>
-          </w:tcPr>
-          <w:p>
-            <w:pPr>
-              <w:suppressLineNumbers/>
-              <w:jc w:val="center"/>
-            </w:pPr>
-            <w:r>
-              <w:rPr>
-                <w:rFonts w:ascii="Segoe UI Symbol" w:hAnsi="Segoe UI Symbol" w:cs="Segoe UI Symbol"/>
-                <w:b/>
-                <w:sz w:val="28"/>
-              </w:rPr>
-              <w:t>✓</w:t>
-            </w:r>
-          </w:p>
-        </w:tc>
-        <w:tc>
-          <w:tcPr>
-            <w:tcW w:w="8537" w:type="dxa"/>
-          </w:tcPr>
-          <w:p>
-            <w:pPr>
-              <w:pStyle w:val="ListeParagraf"/>
-              <w:suppressLineNumbers/>
-              <w:ind w:left="34"/>
-              <w:jc w:val="both"/>
-              <w:rPr>
-                <w:sz w:val="20"/>
-                <w:szCs w:val="20"/>
-              </w:rPr>
-            </w:pPr>
-            <w:r>
-              <w:rPr>
-                <w:sz w:val="20"/>
-                <w:szCs w:val="20"/>
-              </w:rPr>
-              <w:t xml:space="preserve">Genişletilmiş İngilizce Özet, Taslak Formata uygun olarak hazırlanmıştır. </w:t>
-            </w:r>
-          </w:p>
-          <w:p>
-            <w:pPr>
-              <w:pStyle w:val="ListeParagraf"/>
-              <w:suppressLineNumbers/>
-              <w:ind w:left="34"/>
-              <w:jc w:val="both"/>
-              <w:rPr>
-                <w:sz w:val="20"/>
-                <w:szCs w:val="20"/>
-              </w:rPr>
-            </w:pPr>
-          </w:p>
-        </w:tc>
-      </w:tr>
-      <w:tr>
-        <w:tc>
-          <w:tcPr>
-            <w:tcW w:w="675" w:type="dxa"/>
-          </w:tcPr>
-          <w:p>
-            <w:pPr>
-              <w:suppressLineNumbers/>
-              <w:jc w:val="center"/>
-            </w:pPr>
-            <w:r>
-              <w:rPr>
-                <w:rFonts w:ascii="Segoe UI Symbol" w:hAnsi="Segoe UI Symbol" w:cs="Segoe UI Symbol"/>
-                <w:b/>
-                <w:sz w:val="28"/>
-              </w:rPr>
-              <w:t>✓</w:t>
-            </w:r>
-          </w:p>
-        </w:tc>
-        <w:tc>
-          <w:tcPr>
-            <w:tcW w:w="8537" w:type="dxa"/>
-          </w:tcPr>
-          <w:p>
-            <w:pPr>
-              <w:pStyle w:val="ListeParagraf"/>
-              <w:suppressLineNumbers/>
-              <w:ind w:left="34"/>
-              <w:jc w:val="both"/>
-              <w:rPr>
-                <w:sz w:val="20"/>
-                <w:szCs w:val="20"/>
-              </w:rPr>
-            </w:pPr>
-            <w:r>
-              <w:rPr>
-                <w:sz w:val="20"/>
-                <w:szCs w:val="20"/>
-              </w:rPr>
-              <w:t xml:space="preserve">Kaynaklar dergi formatına göre düzenlenmiştir. </w:t>
-            </w:r>
-            <w:r>
-              <w:rPr>
-                <w:sz w:val="20"/>
-                <w:szCs w:val="20"/>
-                <w:shd w:val="clear" w:color="auto" w:fill="FFFFFF"/>
-              </w:rPr>
-              <w:t xml:space="preserve">Kaynaklar metin içinde ardışık sıralanmış ve metin sonunda, metin içinde verildiği sırada listelendi. </w:t>
-            </w:r>
-            <w:r>
-              <w:rPr>
-                <w:sz w:val="20"/>
-                <w:szCs w:val="20"/>
-              </w:rPr>
-              <w:t>Atıflarda SCI makaleleri yoğunlaştırılmış olup, makale başlığı ve dergi ismi İngilizce olarak atıf yapılmıştır.</w:t>
-            </w:r>
-          </w:p>
-          <w:p>
-            <w:pPr>
-              <w:suppressLineNumbers/>
-              <w:ind w:left="34"/>
-              <w:jc w:val="both"/>
-              <w:rPr>
-                <w:sz w:val="20"/>
-                <w:szCs w:val="20"/>
-              </w:rPr>
-            </w:pPr>
-          </w:p>
-        </w:tc>
-      </w:tr>
-      <w:tr>
-        <w:trPr>
-          <w:trHeight w:val="532"/>
-        </w:trPr>
-        <w:tc>
-          <w:tcPr>
-            <w:tcW w:w="675" w:type="dxa"/>
-          </w:tcPr>
-          <w:p>
-            <w:pPr>
-              <w:suppressLineNumbers/>
-              <w:jc w:val="center"/>
-            </w:pPr>
-            <w:r>
-              <w:rPr>
-                <w:rFonts w:ascii="Segoe UI Symbol" w:hAnsi="Segoe UI Symbol" w:cs="Segoe UI Symbol"/>
-                <w:b/>
-                <w:sz w:val="28"/>
-              </w:rPr>
-              <w:t>✓</w:t>
-            </w:r>
-          </w:p>
-        </w:tc>
-        <w:tc>
-          <w:tcPr>
-            <w:tcW w:w="8537" w:type="dxa"/>
-          </w:tcPr>
-          <w:p>
-            <w:pPr>
-              <w:pStyle w:val="ListeParagraf"/>
-              <w:suppressLineNumbers/>
-              <w:ind w:left="34"/>
-              <w:jc w:val="both"/>
-              <w:rPr>
-                <w:sz w:val="20"/>
-                <w:szCs w:val="20"/>
-                <w:shd w:val="clear" w:color="auto" w:fill="FFFFFF"/>
-              </w:rPr>
-            </w:pPr>
-            <w:r>
-              <w:rPr>
-                <w:sz w:val="20"/>
-                <w:szCs w:val="20"/>
-                <w:shd w:val="clear" w:color="auto" w:fill="FFFFFF"/>
-              </w:rPr>
-              <w:t>Muhtemel yazım hataları kelime işlemcinin "Yazım ve Dilbilgisi" denetimi ile kontrol edilmiştir.</w:t>
-            </w:r>
-          </w:p>
-        </w:tc>
-      </w:tr>
-    </w:tbl>
-    <w:p>
-      <w:pPr>
-        <w:suppressLineNumbers/>
-        <w:spacing w:after="200" w:line="276" w:lineRule="auto"/>
-        <w:rPr>
-          <w:b/>
-          <w:sz w:val="28"/>
-        </w:rPr>
-        <w:sectPr>
-          <w:footerReference w:type="default" r:id="rId9"/>
-          <w:footerReference w:type="first" r:id="rId10"/>
-          <w:pgSz w:w="12240" w:h="15840"/>
-          <w:pgMar w:top="1417" w:right="1417" w:bottom="1417" w:left="1417" w:header="708" w:footer="708" w:gutter="0"/>
-          <w:lnNumType w:countBy="1" w:restart="continuous"/>
-          <w:cols w:space="708"/>
-          <w:titlePg/>
-          <w:docGrid w:linePitch="326"/>
-        </w:sectPr>
-      </w:pPr>
-      <w:r>
-        <w:rPr>
-          <w:b/>
-          <w:sz w:val="28"/>
-        </w:rPr>
-        <w:br w:type="textWrapping" w:clear="all"/>
-      </w:r>
-    </w:p>
     <w:p>
       <w:pPr>
         <w:spacing w:line="360" w:lineRule="auto"/>
@@ -1294,7 +12,6 @@
           <w:b/>
           <w:sz w:val="28"/>
         </w:rPr>
-        <w:lastRenderedPageBreak/>
         <w:t xml:space="preserve">Yapay Zekâ Üretimli Müzik Tespitinde Topluluk Öğrenmesi: Heterojen Akustik Öznitelikler ve </w:t>
       </w:r>
       <w:proofErr w:type="spellStart"/>
@@ -4634,13 +3351,15 @@
         <w:rPr>
           <w:b/>
           <w:sz w:val="18"/>
+          <w:szCs w:val="18"/>
         </w:rPr>
       </w:pPr>
       <w:proofErr w:type="spellStart"/>
       <w:r>
         <w:rPr>
           <w:b/>
-          <w:sz w:val="20"/>
+          <w:sz w:val="18"/>
+          <w:szCs w:val="18"/>
         </w:rPr>
         <w:t>Key</w:t>
       </w:r>
@@ -4648,7 +3367,8 @@
       <w:r>
         <w:rPr>
           <w:b/>
-          <w:sz w:val="20"/>
+          <w:sz w:val="18"/>
+          <w:szCs w:val="18"/>
         </w:rPr>
         <w:t xml:space="preserve"> </w:t>
       </w:r>
@@ -4656,7 +3376,8 @@
       <w:r>
         <w:rPr>
           <w:b/>
-          <w:sz w:val="20"/>
+          <w:sz w:val="18"/>
+          <w:szCs w:val="18"/>
         </w:rPr>
         <w:t>Words</w:t>
       </w:r>
@@ -5286,12 +4007,20 @@
         </w:rPr>
         <w:t xml:space="preserve"> %95,48 ROC-AUC ile en başarılı modeli </w:t>
       </w:r>
+      <w:proofErr w:type="gramStart"/>
       <w:r>
         <w:rPr>
           <w:sz w:val="18"/>
         </w:rPr>
         <w:lastRenderedPageBreak/>
-        <w:t xml:space="preserve">oluşturmuş; SHAP [9] tabanlı </w:t>
+        <w:t>oluşturmuş</w:t>
+      </w:r>
+      <w:proofErr w:type="gramEnd"/>
+      <w:r>
+        <w:rPr>
+          <w:sz w:val="18"/>
+        </w:rPr>
+        <w:t xml:space="preserve">; SHAP [9] tabanlı </w:t>
       </w:r>
       <w:proofErr w:type="spellStart"/>
       <w:r>
@@ -5308,14 +4037,6 @@
         <w:t xml:space="preserve"> analizi hangi akustik özelliklerin kararı yönlendirdiğini sayısal olarak ortaya koymuştur.</w:t>
       </w:r>
     </w:p>
-    <w:p>
-      <w:pPr>
-        <w:spacing w:line="360" w:lineRule="auto"/>
-      </w:pPr>
-    </w:p>
-    <w:p/>
-    <w:p/>
-    <w:p/>
     <w:p/>
     <w:p>
       <w:r>
@@ -6226,106 +4947,112 @@
         <w:rPr>
           <w:sz w:val="18"/>
         </w:rPr>
+        <w:t xml:space="preserve">Bu alandaki en doğrudan ilgili çalışmalar 2024-2026 yılları arasında yayımlanmıştır. </w:t>
+      </w:r>
+      <w:proofErr w:type="spellStart"/>
+      <w:r>
+        <w:rPr>
+          <w:sz w:val="18"/>
+        </w:rPr>
+        <w:t>Li</w:t>
+      </w:r>
+      <w:proofErr w:type="spellEnd"/>
+      <w:r>
+        <w:rPr>
+          <w:sz w:val="18"/>
+        </w:rPr>
+        <w:t xml:space="preserve"> vd. [22], makine tarafından üretilen müziğin tespitini yorumlanabilir akustik öznitelikler üzerinden ele alarak sistematik bir değerlendirme çerçevesi sunmuştur. </w:t>
+      </w:r>
+      <w:proofErr w:type="spellStart"/>
+      <w:r>
+        <w:rPr>
+          <w:sz w:val="18"/>
+        </w:rPr>
+        <w:t>Cros</w:t>
+      </w:r>
+      <w:proofErr w:type="spellEnd"/>
+      <w:r>
+        <w:rPr>
+          <w:sz w:val="18"/>
+        </w:rPr>
+        <w:t xml:space="preserve"> </w:t>
+      </w:r>
+      <w:proofErr w:type="spellStart"/>
+      <w:r>
+        <w:rPr>
+          <w:sz w:val="18"/>
+        </w:rPr>
+        <w:t>Vila</w:t>
+      </w:r>
+      <w:proofErr w:type="spellEnd"/>
+      <w:r>
+        <w:rPr>
+          <w:sz w:val="18"/>
+        </w:rPr>
+        <w:t xml:space="preserve"> vd. [33] farklı üretici sistemler karşısında tespit sistemlerinin sınırlarını ve kör noktalarını kapsamlı biçimde haritalandırmıştır. </w:t>
+      </w:r>
+      <w:proofErr w:type="spellStart"/>
+      <w:r>
+        <w:rPr>
+          <w:sz w:val="18"/>
+        </w:rPr>
+        <w:t>Afchar</w:t>
+      </w:r>
+      <w:proofErr w:type="spellEnd"/>
+      <w:r>
+        <w:rPr>
+          <w:sz w:val="18"/>
+        </w:rPr>
+        <w:t xml:space="preserve"> vd. [5], oto-kodlayıcı artefaktları üzerinde eğitilen sistemlerin %99,8 doğruluğa ulaşabildiğini; ancak basit ses manipülasyonları altında performansın belirgin biçimde düştüğünü göstermiştir. </w:t>
+      </w:r>
+      <w:proofErr w:type="spellStart"/>
+      <w:r>
+        <w:rPr>
+          <w:sz w:val="18"/>
+        </w:rPr>
+        <w:t>Zang</w:t>
+      </w:r>
+      <w:proofErr w:type="spellEnd"/>
+      <w:r>
+        <w:rPr>
+          <w:sz w:val="18"/>
+        </w:rPr>
+        <w:t xml:space="preserve"> vd. [6], şarkı sesi derin sahte tespiti için </w:t>
+      </w:r>
+      <w:proofErr w:type="spellStart"/>
+      <w:r>
+        <w:rPr>
+          <w:sz w:val="18"/>
+        </w:rPr>
+        <w:t>SingFake</w:t>
+      </w:r>
+      <w:proofErr w:type="spellEnd"/>
+      <w:r>
+        <w:rPr>
+          <w:sz w:val="18"/>
+        </w:rPr>
+        <w:t xml:space="preserve"> veri kümesini ve kıyaslama protokolünü sunmuştur. Rahman vd. tarafından geliştirilen SONICS [34], 97.000'den fazla şarkı içeren geniş ölçekli bir referans kıyaslama veri kümesi oluşturmaktadır. </w:t>
+      </w:r>
+      <w:proofErr w:type="spellStart"/>
+      <w:r>
+        <w:rPr>
+          <w:sz w:val="18"/>
+        </w:rPr>
+        <w:t>Comanducci</w:t>
+      </w:r>
+      <w:proofErr w:type="spellEnd"/>
+      <w:r>
+        <w:rPr>
+          <w:sz w:val="18"/>
+        </w:rPr>
+        <w:t xml:space="preserve"> vd. [35] tarafından </w:t>
+      </w:r>
+      <w:r>
+        <w:rPr>
+          <w:sz w:val="18"/>
+        </w:rPr>
         <w:lastRenderedPageBreak/>
-        <w:t xml:space="preserve">Bu alandaki en doğrudan ilgili çalışmalar 2024-2026 yılları arasında yayımlanmıştır. </w:t>
-      </w:r>
-      <w:proofErr w:type="spellStart"/>
-      <w:r>
-        <w:rPr>
-          <w:sz w:val="18"/>
-        </w:rPr>
-        <w:t>Li</w:t>
-      </w:r>
-      <w:proofErr w:type="spellEnd"/>
-      <w:r>
-        <w:rPr>
-          <w:sz w:val="18"/>
-        </w:rPr>
-        <w:t xml:space="preserve"> vd. [22], makine tarafından üretilen müziğin tespitini yorumlanabilir akustik öznitelikler üzerinden ele alarak sistematik bir değerlendirme çerçevesi sunmuştur. </w:t>
-      </w:r>
-      <w:proofErr w:type="spellStart"/>
-      <w:r>
-        <w:rPr>
-          <w:sz w:val="18"/>
-        </w:rPr>
-        <w:t>Cros</w:t>
-      </w:r>
-      <w:proofErr w:type="spellEnd"/>
-      <w:r>
-        <w:rPr>
-          <w:sz w:val="18"/>
-        </w:rPr>
-        <w:t xml:space="preserve"> </w:t>
-      </w:r>
-      <w:proofErr w:type="spellStart"/>
-      <w:r>
-        <w:rPr>
-          <w:sz w:val="18"/>
-        </w:rPr>
-        <w:t>Vila</w:t>
-      </w:r>
-      <w:proofErr w:type="spellEnd"/>
-      <w:r>
-        <w:rPr>
-          <w:sz w:val="18"/>
-        </w:rPr>
-        <w:t xml:space="preserve"> vd. [33] farklı üretici sistemler karşısında tespit sistemlerinin sınırlarını ve kör noktalarını kapsamlı biçimde haritalandırmıştır. </w:t>
-      </w:r>
-      <w:proofErr w:type="spellStart"/>
-      <w:r>
-        <w:rPr>
-          <w:sz w:val="18"/>
-        </w:rPr>
-        <w:t>Afchar</w:t>
-      </w:r>
-      <w:proofErr w:type="spellEnd"/>
-      <w:r>
-        <w:rPr>
-          <w:sz w:val="18"/>
-        </w:rPr>
-        <w:t xml:space="preserve"> vd. [5], oto-kodlayıcı artefaktları üzerinde eğitilen sistemlerin %99,8 doğruluğa ulaşabildiğini; ancak basit ses manipülasyonları altında performansın belirgin biçimde düştüğünü göstermiştir. </w:t>
-      </w:r>
-      <w:proofErr w:type="spellStart"/>
-      <w:r>
-        <w:rPr>
-          <w:sz w:val="18"/>
-        </w:rPr>
-        <w:t>Zang</w:t>
-      </w:r>
-      <w:proofErr w:type="spellEnd"/>
-      <w:r>
-        <w:rPr>
-          <w:sz w:val="18"/>
-        </w:rPr>
-        <w:t xml:space="preserve"> vd. [6], şarkı sesi derin sahte tespiti için </w:t>
-      </w:r>
-      <w:proofErr w:type="spellStart"/>
-      <w:r>
-        <w:rPr>
-          <w:sz w:val="18"/>
-        </w:rPr>
-        <w:t>SingFake</w:t>
-      </w:r>
-      <w:proofErr w:type="spellEnd"/>
-      <w:r>
-        <w:rPr>
-          <w:sz w:val="18"/>
-        </w:rPr>
-        <w:t xml:space="preserve"> veri kümesini ve kıyaslama protokolünü sunmuştur. Rahman vd. tarafından geliştirilen SONICS [34], 97.000'den fazla şarkı içeren geniş ölçekli bir referans kıyaslama veri kümesi oluşturmaktadır. </w:t>
-      </w:r>
-      <w:proofErr w:type="spellStart"/>
-      <w:r>
-        <w:rPr>
-          <w:sz w:val="18"/>
-        </w:rPr>
-        <w:t>Comanducci</w:t>
-      </w:r>
-      <w:proofErr w:type="spellEnd"/>
-      <w:r>
-        <w:rPr>
-          <w:sz w:val="18"/>
-        </w:rPr>
-        <w:t xml:space="preserve"> vd. [35] tarafından geliştirilen </w:t>
+        <w:t xml:space="preserve">geliştirilen </w:t>
       </w:r>
       <w:proofErr w:type="spellStart"/>
       <w:r>
@@ -6495,6 +5222,9 @@
         <w:jc w:val="center"/>
       </w:pPr>
       <w:r>
+        <w:rPr>
+          <w:noProof/>
+        </w:rPr>
         <w:drawing>
           <wp:inline distT="0" distB="0" distL="0" distR="0" wp14:anchorId="63BF18DE" wp14:editId="47DDEEE5">
             <wp:extent cx="5400000" cy="1045849"/>
@@ -6511,7 +5241,7 @@
                     <pic:cNvPicPr/>
                   </pic:nvPicPr>
                   <pic:blipFill>
-                    <a:blip r:embed="rId11" cstate="print">
+                    <a:blip r:embed="rId8" cstate="print">
                       <a:extLst>
                         <a:ext uri="{28A0092B-C50C-407E-A947-70E740481C1C}">
                           <a14:useLocalDpi xmlns:a14="http://schemas.microsoft.com/office/drawing/2010/main" val="0"/>
@@ -7803,7 +6533,6 @@
                 <w:sz w:val="18"/>
                 <w:szCs w:val="18"/>
               </w:rPr>
-              <w:lastRenderedPageBreak/>
               <w:t>Toplam</w:t>
             </w:r>
           </w:p>
@@ -7937,6 +6666,7 @@
         <w:rPr>
           <w:sz w:val="18"/>
         </w:rPr>
+        <w:lastRenderedPageBreak/>
         <w:t xml:space="preserve">Her ses parçası 22.050 </w:t>
       </w:r>
       <w:proofErr w:type="gramStart"/>
@@ -8105,6 +6835,9 @@
         <w:jc w:val="center"/>
       </w:pPr>
       <w:r>
+        <w:rPr>
+          <w:noProof/>
+        </w:rPr>
         <w:drawing>
           <wp:inline distT="0" distB="0" distL="0" distR="0" wp14:anchorId="23387283" wp14:editId="3D67881F">
             <wp:extent cx="5399998" cy="2921060"/>
@@ -8121,7 +6854,7 @@
                     <pic:cNvPicPr/>
                   </pic:nvPicPr>
                   <pic:blipFill>
-                    <a:blip r:embed="rId12" cstate="print">
+                    <a:blip r:embed="rId9" cstate="print">
                       <a:extLst>
                         <a:ext uri="{28A0092B-C50C-407E-A947-70E740481C1C}">
                           <a14:useLocalDpi xmlns:a14="http://schemas.microsoft.com/office/drawing/2010/main" val="0"/>
@@ -8479,7 +7212,6 @@
                 <w:bCs w:val="0"/>
                 <w:sz w:val="18"/>
               </w:rPr>
-              <w:lastRenderedPageBreak/>
               <w:t>Model</w:t>
             </w:r>
           </w:p>
@@ -8838,6 +7570,7 @@
                 <w:bCs w:val="0"/>
                 <w:sz w:val="18"/>
               </w:rPr>
+              <w:lastRenderedPageBreak/>
               <w:t>SVM-RBF</w:t>
             </w:r>
           </w:p>
@@ -9616,11 +8349,133 @@
     </w:p>
     <w:p/>
     <w:p>
-      <w:r>
-        <w:rPr>
-          <w:sz w:val="18"/>
-        </w:rPr>
-        <w:t>J(θ) = TPR(θ) − FPR(θ)(1)</w:t>
+      <m:oMath>
+        <m:r>
+          <m:rPr>
+            <m:sty m:val="p"/>
+          </m:rPr>
+          <w:rPr>
+            <w:rFonts w:ascii="Cambria Math" w:hAnsi="Cambria Math"/>
+            <w:sz w:val="18"/>
+          </w:rPr>
+          <m:t>J</m:t>
+        </m:r>
+        <m:d>
+          <m:dPr>
+            <m:ctrlPr>
+              <w:rPr>
+                <w:rFonts w:ascii="Cambria Math" w:hAnsi="Cambria Math"/>
+                <w:sz w:val="18"/>
+              </w:rPr>
+            </m:ctrlPr>
+          </m:dPr>
+          <m:e>
+            <m:r>
+              <m:rPr>
+                <m:sty m:val="p"/>
+              </m:rPr>
+              <w:rPr>
+                <w:rFonts w:ascii="Cambria Math" w:hAnsi="Cambria Math"/>
+                <w:sz w:val="18"/>
+              </w:rPr>
+              <m:t>θ</m:t>
+            </m:r>
+          </m:e>
+        </m:d>
+        <m:r>
+          <m:rPr>
+            <m:sty m:val="p"/>
+          </m:rPr>
+          <w:rPr>
+            <w:rFonts w:ascii="Cambria Math" w:hAnsi="Cambria Math"/>
+            <w:sz w:val="18"/>
+          </w:rPr>
+          <m:t>= TPR</m:t>
+        </m:r>
+        <m:d>
+          <m:dPr>
+            <m:ctrlPr>
+              <w:rPr>
+                <w:rFonts w:ascii="Cambria Math" w:hAnsi="Cambria Math"/>
+                <w:sz w:val="18"/>
+              </w:rPr>
+            </m:ctrlPr>
+          </m:dPr>
+          <m:e>
+            <m:r>
+              <m:rPr>
+                <m:sty m:val="p"/>
+              </m:rPr>
+              <w:rPr>
+                <w:rFonts w:ascii="Cambria Math" w:hAnsi="Cambria Math"/>
+                <w:sz w:val="18"/>
+              </w:rPr>
+              <m:t>θ</m:t>
+            </m:r>
+          </m:e>
+        </m:d>
+        <m:r>
+          <m:rPr>
+            <m:sty m:val="p"/>
+          </m:rPr>
+          <w:rPr>
+            <w:rFonts w:ascii="Cambria Math" w:hAnsi="Cambria Math"/>
+            <w:sz w:val="18"/>
+          </w:rPr>
+          <m:t>- FPR</m:t>
+        </m:r>
+        <m:d>
+          <m:dPr>
+            <m:ctrlPr>
+              <w:rPr>
+                <w:rFonts w:ascii="Cambria Math" w:hAnsi="Cambria Math"/>
+                <w:sz w:val="18"/>
+              </w:rPr>
+            </m:ctrlPr>
+          </m:dPr>
+          <m:e>
+            <m:r>
+              <m:rPr>
+                <m:sty m:val="p"/>
+              </m:rPr>
+              <w:rPr>
+                <w:rFonts w:ascii="Cambria Math" w:hAnsi="Cambria Math"/>
+                <w:sz w:val="18"/>
+              </w:rPr>
+              <m:t>θ</m:t>
+            </m:r>
+          </m:e>
+        </m:d>
+      </m:oMath>
+      <w:r>
+        <w:rPr>
+          <w:sz w:val="18"/>
+        </w:rPr>
+        <w:fldChar w:fldCharType="begin"/>
+      </w:r>
+      <w:r>
+        <w:rPr>
+          <w:sz w:val="18"/>
+        </w:rPr>
+        <w:instrText xml:space="preserve"> J(θ) = TPR(θ) − FPR(θ)  </w:instrText>
+      </w:r>
+      <w:r>
+        <w:rPr>
+          <w:sz w:val="18"/>
+        </w:rPr>
+        <w:fldChar w:fldCharType="end"/>
+      </w:r>
+      <w:r>
+        <w:rPr>
+          <w:sz w:val="18"/>
+        </w:rPr>
+        <w:t xml:space="preserve"> </w:t>
+      </w:r>
+      <w:r>
+        <w:rPr>
+          <w:sz w:val="18"/>
+        </w:rPr>
+        <w:t>(1)</w:t>
       </w:r>
     </w:p>
     <w:p/>
@@ -9656,25 +8511,125 @@
     </w:p>
     <w:p/>
     <w:p>
-      <w:r>
-        <w:rPr>
-          <w:sz w:val="18"/>
-        </w:rPr>
-        <w:t xml:space="preserve">BS = (1/N) Σᵢ (pᵢ − </w:t>
-      </w:r>
-      <w:proofErr w:type="gramStart"/>
-      <w:r>
-        <w:rPr>
-          <w:sz w:val="18"/>
-        </w:rPr>
-        <w:t>yᵢ)²</w:t>
-      </w:r>
-      <w:proofErr w:type="gramEnd"/>
-      <w:r>
-        <w:rPr>
-          <w:sz w:val="18"/>
-        </w:rPr>
-        <w:t>(2)</w:t>
+      <m:oMath>
+        <m:r>
+          <m:rPr>
+            <m:sty m:val="p"/>
+          </m:rPr>
+          <w:rPr>
+            <w:rFonts w:ascii="Cambria Math" w:hAnsi="Cambria Math"/>
+            <w:sz w:val="18"/>
+          </w:rPr>
+          <m:t xml:space="preserve">BS = </m:t>
+        </m:r>
+        <m:d>
+          <m:dPr>
+            <m:ctrlPr>
+              <w:rPr>
+                <w:rFonts w:ascii="Cambria Math" w:hAnsi="Cambria Math"/>
+                <w:sz w:val="18"/>
+              </w:rPr>
+            </m:ctrlPr>
+          </m:dPr>
+          <m:e>
+            <m:f>
+              <m:fPr>
+                <m:ctrlPr>
+                  <w:rPr>
+                    <w:rFonts w:ascii="Cambria Math" w:hAnsi="Cambria Math"/>
+                    <w:sz w:val="18"/>
+                  </w:rPr>
+                </m:ctrlPr>
+              </m:fPr>
+              <m:num>
+                <m:r>
+                  <m:rPr>
+                    <m:sty m:val="p"/>
+                  </m:rPr>
+                  <w:rPr>
+                    <w:rFonts w:ascii="Cambria Math" w:hAnsi="Cambria Math"/>
+                    <w:sz w:val="18"/>
+                  </w:rPr>
+                  <m:t>1</m:t>
+                </m:r>
+              </m:num>
+              <m:den>
+                <m:r>
+                  <m:rPr>
+                    <m:sty m:val="p"/>
+                  </m:rPr>
+                  <w:rPr>
+                    <w:rFonts w:ascii="Cambria Math" w:hAnsi="Cambria Math"/>
+                    <w:sz w:val="18"/>
+                  </w:rPr>
+                  <m:t>N</m:t>
+                </m:r>
+              </m:den>
+            </m:f>
+          </m:e>
+        </m:d>
+        <m:r>
+          <m:rPr>
+            <m:sty m:val="p"/>
+          </m:rPr>
+          <w:rPr>
+            <w:rFonts w:ascii="Cambria Math" w:hAnsi="Cambria Math"/>
+            <w:sz w:val="18"/>
+          </w:rPr>
+          <m:t xml:space="preserve">Σᵢ </m:t>
+        </m:r>
+        <m:sSup>
+          <m:sSupPr>
+            <m:ctrlPr>
+              <w:rPr>
+                <w:rFonts w:ascii="Cambria Math" w:hAnsi="Cambria Math"/>
+                <w:sz w:val="18"/>
+              </w:rPr>
+            </m:ctrlPr>
+          </m:sSupPr>
+          <m:e>
+            <m:d>
+              <m:dPr>
+                <m:ctrlPr>
+                  <w:rPr>
+                    <w:rFonts w:ascii="Cambria Math" w:hAnsi="Cambria Math"/>
+                    <w:sz w:val="18"/>
+                  </w:rPr>
+                </m:ctrlPr>
+              </m:dPr>
+              <m:e>
+                <m:r>
+                  <m:rPr>
+                    <m:sty m:val="p"/>
+                  </m:rPr>
+                  <w:rPr>
+                    <w:rFonts w:ascii="Cambria Math" w:hAnsi="Cambria Math"/>
+                    <w:sz w:val="18"/>
+                  </w:rPr>
+                  <m:t>pᵢ - yᵢ</m:t>
+                </m:r>
+              </m:e>
+            </m:d>
+          </m:e>
+          <m:sup>
+            <m:r>
+              <m:rPr>
+                <m:sty m:val="p"/>
+              </m:rPr>
+              <w:rPr>
+                <w:rFonts w:ascii="Cambria Math" w:hAnsi="Cambria Math"/>
+                <w:sz w:val="18"/>
+              </w:rPr>
+              <m:t>2</m:t>
+            </m:r>
+          </m:sup>
+        </m:sSup>
+      </m:oMath>
+      <w:r>
+        <w:rPr>
+          <w:sz w:val="18"/>
+        </w:rPr>
+        <w:t xml:space="preserve">    (2)</w:t>
       </w:r>
     </w:p>
     <w:p/>
@@ -10250,6 +9205,7 @@
                 <w:b w:val="0"/>
                 <w:sz w:val="18"/>
               </w:rPr>
+              <w:lastRenderedPageBreak/>
               <w:t>2</w:t>
             </w:r>
           </w:p>
@@ -11553,6 +10509,9 @@
         <w:jc w:val="center"/>
       </w:pPr>
       <w:r>
+        <w:rPr>
+          <w:noProof/>
+        </w:rPr>
         <w:drawing>
           <wp:inline distT="0" distB="0" distL="0" distR="0" wp14:anchorId="273A9A92" wp14:editId="706A69BE">
             <wp:extent cx="4949703" cy="2663504"/>
@@ -11569,7 +10528,7 @@
                     <pic:cNvPicPr/>
                   </pic:nvPicPr>
                   <pic:blipFill>
-                    <a:blip r:embed="rId13" cstate="print">
+                    <a:blip r:embed="rId10" cstate="print">
                       <a:extLst>
                         <a:ext uri="{28A0092B-C50C-407E-A947-70E740481C1C}">
                           <a14:useLocalDpi xmlns:a14="http://schemas.microsoft.com/office/drawing/2010/main" val="0"/>
@@ -12435,6 +11394,10 @@
         <w:jc w:val="center"/>
       </w:pPr>
       <w:r>
+        <w:rPr>
+          <w:noProof/>
+        </w:rPr>
+        <w:lastRenderedPageBreak/>
         <w:drawing>
           <wp:inline distT="0" distB="0" distL="0" distR="0" wp14:anchorId="1076FAF4" wp14:editId="1E34F367">
             <wp:extent cx="4314553" cy="3610484"/>
@@ -12451,7 +11414,7 @@
                     <pic:cNvPicPr/>
                   </pic:nvPicPr>
                   <pic:blipFill>
-                    <a:blip r:embed="rId14" cstate="print">
+                    <a:blip r:embed="rId11" cstate="print">
                       <a:extLst>
                         <a:ext uri="{28A0092B-C50C-407E-A947-70E740481C1C}">
                           <a14:useLocalDpi xmlns:a14="http://schemas.microsoft.com/office/drawing/2010/main" val="0"/>
@@ -12618,6 +11581,9 @@
         <w:jc w:val="center"/>
       </w:pPr>
       <w:r>
+        <w:rPr>
+          <w:noProof/>
+        </w:rPr>
         <w:drawing>
           <wp:inline distT="0" distB="0" distL="0" distR="0" wp14:anchorId="18B1B00D" wp14:editId="29A79CBE">
             <wp:extent cx="5399999" cy="1914850"/>
@@ -12634,7 +11600,7 @@
                     <pic:cNvPicPr/>
                   </pic:nvPicPr>
                   <pic:blipFill>
-                    <a:blip r:embed="rId15" cstate="print">
+                    <a:blip r:embed="rId12" cstate="print">
                       <a:extLst>
                         <a:ext uri="{28A0092B-C50C-407E-A947-70E740481C1C}">
                           <a14:useLocalDpi xmlns:a14="http://schemas.microsoft.com/office/drawing/2010/main" val="0"/>
@@ -12670,7 +11636,6 @@
         <w:rPr>
           <w:sz w:val="18"/>
         </w:rPr>
-        <w:lastRenderedPageBreak/>
         <w:t xml:space="preserve">Şekil 5. Makine öğrenmesi ile derin öğrenme </w:t>
       </w:r>
       <w:r>
@@ -12832,7 +11797,14 @@
         <w:rPr>
           <w:sz w:val="18"/>
         </w:rPr>
-        <w:t xml:space="preserve"> (±0,0029) ve Gradyan Artırma (±0,0038) bunu yakından izlemektedir. 1B-ESA (±0,0087) ve SVM-RBF (±0,0075) en yüksek varyansı sergileyen modeller olmuştur. Ortalama AUC sıralaması ile kararlılık sıralamasının büyük ölçüde örtüşmesi, yüksek performansın istikrarsız optimumlardan değil sağlam öznitelik temsilinden kaynaklandığını düşündürmektedir.</w:t>
+        <w:t xml:space="preserve"> (±0,0029) ve Gradyan Artırma (±0,0038) bunu yakından </w:t>
+      </w:r>
+      <w:r>
+        <w:rPr>
+          <w:sz w:val="18"/>
+        </w:rPr>
+        <w:lastRenderedPageBreak/>
+        <w:t>izlemektedir. 1B-ESA (±0,0087) ve SVM-RBF (±0,0075) en yüksek varyansı sergileyen modeller olmuştur. Ortalama AUC sıralaması ile kararlılık sıralamasının büyük ölçüde örtüşmesi, yüksek performansın istikrarsız optimumlardan değil sağlam öznitelik temsilinden kaynaklandığını düşündürmektedir.</w:t>
       </w:r>
     </w:p>
     <w:p>
@@ -13799,6 +12771,9 @@
         <w:jc w:val="center"/>
       </w:pPr>
       <w:r>
+        <w:rPr>
+          <w:noProof/>
+        </w:rPr>
         <w:lastRenderedPageBreak/>
         <w:drawing>
           <wp:inline distT="0" distB="0" distL="0" distR="0" wp14:anchorId="096624B4" wp14:editId="3B2F8900">
@@ -13816,7 +12791,7 @@
                     <pic:cNvPicPr/>
                   </pic:nvPicPr>
                   <pic:blipFill>
-                    <a:blip r:embed="rId16" cstate="print">
+                    <a:blip r:embed="rId13" cstate="print">
                       <a:extLst>
                         <a:ext uri="{28A0092B-C50C-407E-A947-70E740481C1C}">
                           <a14:useLocalDpi xmlns:a14="http://schemas.microsoft.com/office/drawing/2010/main" val="0"/>
@@ -14006,6 +12981,9 @@
         <w:jc w:val="center"/>
       </w:pPr>
       <w:r>
+        <w:rPr>
+          <w:noProof/>
+        </w:rPr>
         <w:lastRenderedPageBreak/>
         <w:drawing>
           <wp:inline distT="0" distB="0" distL="0" distR="0" wp14:anchorId="03A92205" wp14:editId="6D8C51EB">
@@ -14023,7 +13001,7 @@
                     <pic:cNvPicPr/>
                   </pic:nvPicPr>
                   <pic:blipFill>
-                    <a:blip r:embed="rId17" cstate="print">
+                    <a:blip r:embed="rId14" cstate="print">
                       <a:extLst>
                         <a:ext uri="{28A0092B-C50C-407E-A947-70E740481C1C}">
                           <a14:useLocalDpi xmlns:a14="http://schemas.microsoft.com/office/drawing/2010/main" val="0"/>
@@ -14192,6 +13170,9 @@
         <w:jc w:val="center"/>
       </w:pPr>
       <w:r>
+        <w:rPr>
+          <w:noProof/>
+        </w:rPr>
         <w:lastRenderedPageBreak/>
         <w:drawing>
           <wp:inline distT="0" distB="0" distL="0" distR="0" wp14:anchorId="0AA79FC6" wp14:editId="44AE4B52">
@@ -14209,7 +13190,7 @@
                     <pic:cNvPicPr/>
                   </pic:nvPicPr>
                   <pic:blipFill>
-                    <a:blip r:embed="rId18" cstate="print">
+                    <a:blip r:embed="rId15" cstate="print">
                       <a:extLst>
                         <a:ext uri="{28A0092B-C50C-407E-A947-70E740481C1C}">
                           <a14:useLocalDpi xmlns:a14="http://schemas.microsoft.com/office/drawing/2010/main" val="0"/>
@@ -14333,6 +13314,9 @@
         <w:jc w:val="center"/>
       </w:pPr>
       <w:r>
+        <w:rPr>
+          <w:noProof/>
+        </w:rPr>
         <w:drawing>
           <wp:inline distT="0" distB="0" distL="0" distR="0" wp14:anchorId="03DE92D8" wp14:editId="2BE67F4C">
             <wp:extent cx="4319999" cy="2734678"/>
@@ -14349,7 +13333,7 @@
                     <pic:cNvPicPr/>
                   </pic:nvPicPr>
                   <pic:blipFill>
-                    <a:blip r:embed="rId19" cstate="print">
+                    <a:blip r:embed="rId16" cstate="print">
                       <a:extLst>
                         <a:ext uri="{28A0092B-C50C-407E-A947-70E740481C1C}">
                           <a14:useLocalDpi xmlns:a14="http://schemas.microsoft.com/office/drawing/2010/main" val="0"/>
@@ -14457,6 +13441,9 @@
         <w:jc w:val="center"/>
       </w:pPr>
       <w:r>
+        <w:rPr>
+          <w:noProof/>
+        </w:rPr>
         <w:lastRenderedPageBreak/>
         <w:drawing>
           <wp:inline distT="0" distB="0" distL="0" distR="0" wp14:anchorId="73C38E8B" wp14:editId="7874978A">
@@ -14474,7 +13461,7 @@
                     <pic:cNvPicPr/>
                   </pic:nvPicPr>
                   <pic:blipFill>
-                    <a:blip r:embed="rId20" cstate="print">
+                    <a:blip r:embed="rId17" cstate="print">
                       <a:extLst>
                         <a:ext uri="{28A0092B-C50C-407E-A947-70E740481C1C}">
                           <a14:useLocalDpi xmlns:a14="http://schemas.microsoft.com/office/drawing/2010/main" val="0"/>
@@ -14584,6 +13571,9 @@
         <w:jc w:val="center"/>
       </w:pPr>
       <w:r>
+        <w:rPr>
+          <w:noProof/>
+        </w:rPr>
         <w:drawing>
           <wp:inline distT="0" distB="0" distL="0" distR="0" wp14:anchorId="2E08B7B7" wp14:editId="77FE78FE">
             <wp:extent cx="3599999" cy="3165701"/>
@@ -14600,7 +13590,7 @@
                     <pic:cNvPicPr/>
                   </pic:nvPicPr>
                   <pic:blipFill>
-                    <a:blip r:embed="rId21" cstate="print">
+                    <a:blip r:embed="rId18" cstate="print">
                       <a:extLst>
                         <a:ext uri="{28A0092B-C50C-407E-A947-70E740481C1C}">
                           <a14:useLocalDpi xmlns:a14="http://schemas.microsoft.com/office/drawing/2010/main" val="0"/>
@@ -14818,6 +13808,9 @@
         <w:jc w:val="center"/>
       </w:pPr>
       <w:r>
+        <w:rPr>
+          <w:noProof/>
+        </w:rPr>
         <w:drawing>
           <wp:inline distT="0" distB="0" distL="0" distR="0" wp14:anchorId="0E596C40" wp14:editId="7AEFD433">
             <wp:extent cx="4319998" cy="3006339"/>
@@ -14834,7 +13827,7 @@
                     <pic:cNvPicPr/>
                   </pic:nvPicPr>
                   <pic:blipFill>
-                    <a:blip r:embed="rId22">
+                    <a:blip r:embed="rId19">
                       <a:extLst>
                         <a:ext uri="{28A0092B-C50C-407E-A947-70E740481C1C}">
                           <a14:useLocalDpi xmlns:a14="http://schemas.microsoft.com/office/drawing/2010/main" val="0"/>
@@ -14930,6 +13923,9 @@
         <w:jc w:val="center"/>
       </w:pPr>
       <w:r>
+        <w:rPr>
+          <w:noProof/>
+        </w:rPr>
         <w:drawing>
           <wp:inline distT="0" distB="0" distL="0" distR="0" wp14:anchorId="209F232E" wp14:editId="519FBC0F">
             <wp:extent cx="4035172" cy="2181328"/>
@@ -14946,7 +13942,7 @@
                     <pic:cNvPicPr/>
                   </pic:nvPicPr>
                   <pic:blipFill>
-                    <a:blip r:embed="rId23" cstate="print">
+                    <a:blip r:embed="rId20" cstate="print">
                       <a:extLst>
                         <a:ext uri="{28A0092B-C50C-407E-A947-70E740481C1C}">
                           <a14:useLocalDpi xmlns:a14="http://schemas.microsoft.com/office/drawing/2010/main" val="0"/>
@@ -16237,6 +15233,9 @@
         <w:jc w:val="center"/>
       </w:pPr>
       <w:r>
+        <w:rPr>
+          <w:noProof/>
+        </w:rPr>
         <w:drawing>
           <wp:inline distT="0" distB="0" distL="0" distR="0" wp14:anchorId="1471293C" wp14:editId="1C06F2DD">
             <wp:extent cx="4248547" cy="2749412"/>
@@ -16253,7 +15252,7 @@
                     <pic:cNvPicPr/>
                   </pic:nvPicPr>
                   <pic:blipFill>
-                    <a:blip r:embed="rId24" cstate="print">
+                    <a:blip r:embed="rId21" cstate="print">
                       <a:extLst>
                         <a:ext uri="{28A0092B-C50C-407E-A947-70E740481C1C}">
                           <a14:useLocalDpi xmlns:a14="http://schemas.microsoft.com/office/drawing/2010/main" val="0"/>
@@ -16423,6 +15422,9 @@
         <w:jc w:val="center"/>
       </w:pPr>
       <w:r>
+        <w:rPr>
+          <w:noProof/>
+        </w:rPr>
         <w:drawing>
           <wp:inline distT="0" distB="0" distL="0" distR="0" wp14:anchorId="5D75FDE5" wp14:editId="78DB9C45">
             <wp:extent cx="5375881" cy="4953945"/>
@@ -16439,7 +15441,7 @@
                     <pic:cNvPicPr/>
                   </pic:nvPicPr>
                   <pic:blipFill>
-                    <a:blip r:embed="rId25" cstate="print">
+                    <a:blip r:embed="rId22" cstate="print">
                       <a:extLst>
                         <a:ext uri="{28A0092B-C50C-407E-A947-70E740481C1C}">
                           <a14:useLocalDpi xmlns:a14="http://schemas.microsoft.com/office/drawing/2010/main" val="0"/>
@@ -16530,6 +15532,9 @@
         <w:jc w:val="center"/>
       </w:pPr>
       <w:r>
+        <w:rPr>
+          <w:noProof/>
+        </w:rPr>
         <w:lastRenderedPageBreak/>
         <w:drawing>
           <wp:inline distT="0" distB="0" distL="0" distR="0" wp14:anchorId="407A34FA" wp14:editId="5200F1A6">
@@ -16547,7 +15552,7 @@
                     <pic:cNvPicPr/>
                   </pic:nvPicPr>
                   <pic:blipFill>
-                    <a:blip r:embed="rId26">
+                    <a:blip r:embed="rId23">
                       <a:extLst>
                         <a:ext uri="{28A0092B-C50C-407E-A947-70E740481C1C}">
                           <a14:useLocalDpi xmlns:a14="http://schemas.microsoft.com/office/drawing/2010/main" val="0"/>
@@ -25473,7 +24478,7 @@
       </w:r>
     </w:p>
     <w:sectPr>
-      <w:footerReference w:type="default" r:id="rId27"/>
+      <w:footerReference w:type="default" r:id="rId24"/>
       <w:pgSz w:w="12240" w:h="15840"/>
       <w:pgMar w:top="1417" w:right="1417" w:bottom="1417" w:left="1417" w:header="708" w:footer="708" w:gutter="0"/>
       <w:lnNumType w:countBy="1" w:restart="continuous"/>
@@ -25505,79 +24510,6 @@
 </file>
 
 <file path=word/footer1.xml><?xml version="1.0" encoding="utf-8"?>
-<w:ftr xmlns:wpc="http://schemas.microsoft.com/office/word/2010/wordprocessingCanvas" xmlns:cx="http://schemas.microsoft.com/office/drawing/2014/chartex" xmlns:cx1="http://schemas.microsoft.com/office/drawing/2015/9/8/chartex" xmlns:cx2="http://schemas.microsoft.com/office/drawing/2015/10/21/chartex" xmlns:cx3="http://schemas.microsoft.com/office/drawing/2016/5/9/chartex" xmlns:cx4="http://schemas.microsoft.com/office/drawing/2016/5/10/chartex" xmlns:cx5="http://schemas.microsoft.com/office/drawing/2016/5/11/chartex" xmlns:cx6="http://schemas.microsoft.com/office/drawing/2016/5/12/chartex" xmlns:cx7="http://schemas.microsoft.com/office/drawing/2016/5/13/chartex" xmlns:cx8="http://schemas.microsoft.com/office/drawing/2016/5/14/chartex" xmlns:mc="http://schemas.openxmlformats.org/markup-compatibility/2006" xmlns:aink="http://schemas.microsoft.com/office/drawing/2016/ink" xmlns:am3d="http://schemas.microsoft.com/office/drawing/2017/model3d" xmlns:o="urn:schemas-microsoft-com:office:office" xmlns:oel="http://schemas.microsoft.com/office/2019/extlst" xmlns:r="http://schemas.openxmlformats.org/officeDocument/2006/relationships" xmlns:m="http://schemas.openxmlformats.org/officeDocument/2006/math" xmlns:v="urn:schemas-microsoft-com:vml" xmlns:wp14="http://schemas.microsoft.com/office/word/2010/wordprocessingDrawing" xmlns:wp="http://schemas.openxmlformats.org/drawingml/2006/wordprocessingDrawing" xmlns:w10="urn:schemas-microsoft-com:office:word" xmlns:w="http://schemas.openxmlformats.org/wordprocessingml/2006/main" xmlns:w14="http://schemas.microsoft.com/office/word/2010/wordml" xmlns:w15="http://schemas.microsoft.com/office/word/2012/wordml" xmlns:w16cex="http://schemas.microsoft.com/office/word/2018/wordml/cex" xmlns:w16cid="http://schemas.microsoft.com/office/word/2016/wordml/cid" xmlns:w16="http://schemas.microsoft.com/office/word/2018/wordml" xmlns:w16du="http://schemas.microsoft.com/office/word/2023/wordml/word16du" xmlns:w16sdtdh="http://schemas.microsoft.com/office/word/2020/wordml/sdtdatahash" xmlns:w16sdtfl="http://schemas.microsoft.com/office/word/2024/wordml/sdtformatlock" xmlns:w16se="http://schemas.microsoft.com/office/word/2015/wordml/symex" xmlns:wpg="http://schemas.microsoft.com/office/word/2010/wordprocessingGroup" xmlns:wpi="http://schemas.microsoft.com/office/word/2010/wordprocessingInk" xmlns:wne="http://schemas.microsoft.com/office/word/2006/wordml" xmlns:wps="http://schemas.microsoft.com/office/word/2010/wordprocessingShape" mc:Ignorable="w14 w15 w16se w16cid w16 w16cex w16sdtdh w16sdtfl w16du wp14">
-  <w:sdt>
-    <w:sdtPr>
-      <w:id w:val="1179781906"/>
-      <w:docPartObj>
-        <w:docPartGallery w:val="Page Numbers (Bottom of Page)"/>
-        <w:docPartUnique/>
-      </w:docPartObj>
-    </w:sdtPr>
-    <w:sdtContent>
-      <w:p>
-        <w:pPr>
-          <w:pStyle w:val="AltBilgi"/>
-          <w:jc w:val="center"/>
-        </w:pPr>
-        <w:r>
-          <w:fldChar w:fldCharType="begin"/>
-        </w:r>
-        <w:r>
-          <w:instrText>PAGE   \* MERGEFORMAT</w:instrText>
-        </w:r>
-        <w:r>
-          <w:fldChar w:fldCharType="separate"/>
-        </w:r>
-        <w:r>
-          <w:t>2</w:t>
-        </w:r>
-        <w:r>
-          <w:fldChar w:fldCharType="end"/>
-        </w:r>
-      </w:p>
-    </w:sdtContent>
-  </w:sdt>
-  <w:p>
-    <w:pPr>
-      <w:pStyle w:val="AltBilgi"/>
-    </w:pPr>
-  </w:p>
-</w:ftr>
-</file>
-
-<file path=word/footer2.xml><?xml version="1.0" encoding="utf-8"?>
-<w:ftr xmlns:wpc="http://schemas.microsoft.com/office/word/2010/wordprocessingCanvas" xmlns:cx="http://schemas.microsoft.com/office/drawing/2014/chartex" xmlns:cx1="http://schemas.microsoft.com/office/drawing/2015/9/8/chartex" xmlns:cx2="http://schemas.microsoft.com/office/drawing/2015/10/21/chartex" xmlns:cx3="http://schemas.microsoft.com/office/drawing/2016/5/9/chartex" xmlns:cx4="http://schemas.microsoft.com/office/drawing/2016/5/10/chartex" xmlns:cx5="http://schemas.microsoft.com/office/drawing/2016/5/11/chartex" xmlns:cx6="http://schemas.microsoft.com/office/drawing/2016/5/12/chartex" xmlns:cx7="http://schemas.microsoft.com/office/drawing/2016/5/13/chartex" xmlns:cx8="http://schemas.microsoft.com/office/drawing/2016/5/14/chartex" xmlns:mc="http://schemas.openxmlformats.org/markup-compatibility/2006" xmlns:aink="http://schemas.microsoft.com/office/drawing/2016/ink" xmlns:am3d="http://schemas.microsoft.com/office/drawing/2017/model3d" xmlns:o="urn:schemas-microsoft-com:office:office" xmlns:oel="http://schemas.microsoft.com/office/2019/extlst" xmlns:r="http://schemas.openxmlformats.org/officeDocument/2006/relationships" xmlns:m="http://schemas.openxmlformats.org/officeDocument/2006/math" xmlns:v="urn:schemas-microsoft-com:vml" xmlns:wp14="http://schemas.microsoft.com/office/word/2010/wordprocessingDrawing" xmlns:wp="http://schemas.openxmlformats.org/drawingml/2006/wordprocessingDrawing" xmlns:w10="urn:schemas-microsoft-com:office:word" xmlns:w="http://schemas.openxmlformats.org/wordprocessingml/2006/main" xmlns:w14="http://schemas.microsoft.com/office/word/2010/wordml" xmlns:w15="http://schemas.microsoft.com/office/word/2012/wordml" xmlns:w16cex="http://schemas.microsoft.com/office/word/2018/wordml/cex" xmlns:w16cid="http://schemas.microsoft.com/office/word/2016/wordml/cid" xmlns:w16="http://schemas.microsoft.com/office/word/2018/wordml" xmlns:w16du="http://schemas.microsoft.com/office/word/2023/wordml/word16du" xmlns:w16sdtdh="http://schemas.microsoft.com/office/word/2020/wordml/sdtdatahash" xmlns:w16sdtfl="http://schemas.microsoft.com/office/word/2024/wordml/sdtformatlock" xmlns:w16se="http://schemas.microsoft.com/office/word/2015/wordml/symex" xmlns:wpg="http://schemas.microsoft.com/office/word/2010/wordprocessingGroup" xmlns:wpi="http://schemas.microsoft.com/office/word/2010/wordprocessingInk" xmlns:wne="http://schemas.microsoft.com/office/word/2006/wordml" xmlns:wps="http://schemas.microsoft.com/office/word/2010/wordprocessingShape" mc:Ignorable="w14 w15 w16se w16cid w16 w16cex w16sdtdh w16sdtfl w16du wp14">
-  <w:sdt>
-    <w:sdtPr>
-      <w:id w:val="-1441516698"/>
-      <w:docPartObj>
-        <w:docPartGallery w:val="Page Numbers (Bottom of Page)"/>
-        <w:docPartUnique/>
-      </w:docPartObj>
-    </w:sdtPr>
-    <w:sdtContent>
-      <w:p>
-        <w:pPr>
-          <w:pStyle w:val="AltBilgi"/>
-        </w:pPr>
-      </w:p>
-      <w:p>
-        <w:pPr>
-          <w:pStyle w:val="AltBilgi"/>
-        </w:pPr>
-      </w:p>
-    </w:sdtContent>
-  </w:sdt>
-  <w:p>
-    <w:pPr>
-      <w:pStyle w:val="AltBilgi"/>
-    </w:pPr>
-  </w:p>
-</w:ftr>
-</file>
-
-<file path=word/footer3.xml><?xml version="1.0" encoding="utf-8"?>
 <w:ftr xmlns:wpc="http://schemas.microsoft.com/office/word/2010/wordprocessingCanvas" xmlns:cx="http://schemas.microsoft.com/office/drawing/2014/chartex" xmlns:cx1="http://schemas.microsoft.com/office/drawing/2015/9/8/chartex" xmlns:cx2="http://schemas.microsoft.com/office/drawing/2015/10/21/chartex" xmlns:cx3="http://schemas.microsoft.com/office/drawing/2016/5/9/chartex" xmlns:cx4="http://schemas.microsoft.com/office/drawing/2016/5/10/chartex" xmlns:cx5="http://schemas.microsoft.com/office/drawing/2016/5/11/chartex" xmlns:cx6="http://schemas.microsoft.com/office/drawing/2016/5/12/chartex" xmlns:cx7="http://schemas.microsoft.com/office/drawing/2016/5/13/chartex" xmlns:cx8="http://schemas.microsoft.com/office/drawing/2016/5/14/chartex" xmlns:mc="http://schemas.openxmlformats.org/markup-compatibility/2006" xmlns:aink="http://schemas.microsoft.com/office/drawing/2016/ink" xmlns:am3d="http://schemas.microsoft.com/office/drawing/2017/model3d" xmlns:o="urn:schemas-microsoft-com:office:office" xmlns:oel="http://schemas.microsoft.com/office/2019/extlst" xmlns:r="http://schemas.openxmlformats.org/officeDocument/2006/relationships" xmlns:m="http://schemas.openxmlformats.org/officeDocument/2006/math" xmlns:v="urn:schemas-microsoft-com:vml" xmlns:wp14="http://schemas.microsoft.com/office/word/2010/wordprocessingDrawing" xmlns:wp="http://schemas.openxmlformats.org/drawingml/2006/wordprocessingDrawing" xmlns:w10="urn:schemas-microsoft-com:office:word" xmlns:w="http://schemas.openxmlformats.org/wordprocessingml/2006/main" xmlns:w14="http://schemas.microsoft.com/office/word/2010/wordml" xmlns:w15="http://schemas.microsoft.com/office/word/2012/wordml" xmlns:w16cex="http://schemas.microsoft.com/office/word/2018/wordml/cex" xmlns:w16cid="http://schemas.microsoft.com/office/word/2016/wordml/cid" xmlns:w16="http://schemas.microsoft.com/office/word/2018/wordml" xmlns:w16du="http://schemas.microsoft.com/office/word/2023/wordml/word16du" xmlns:w16sdtdh="http://schemas.microsoft.com/office/word/2020/wordml/sdtdatahash" xmlns:w16sdtfl="http://schemas.microsoft.com/office/word/2024/wordml/sdtformatlock" xmlns:w16se="http://schemas.microsoft.com/office/word/2015/wordml/symex" xmlns:wpg="http://schemas.microsoft.com/office/word/2010/wordprocessingGroup" xmlns:wpi="http://schemas.microsoft.com/office/word/2010/wordprocessingInk" xmlns:wne="http://schemas.microsoft.com/office/word/2006/wordml" xmlns:wps="http://schemas.microsoft.com/office/word/2010/wordprocessingShape" mc:Ignorable="w14 w15 w16se w16cid w16 w16cex w16sdtdh w16sdtfl w16du wp14">
   <w:sdt>
     <w:sdtPr>
